--- a/episodes/The_Dark_Rise_Episode_50.docx
+++ b/episodes/The_Dark_Rise_Episode_50.docx
@@ -98,20 +98,7 @@
     </w:p>
     <w:p>
       <w:pPr>
-        <w:spacing w:after="0" w:line="360"/>
-      </w:pPr>
-      <w:r>
-        <w:rPr>
-          <w:rFonts w:ascii="Georgia" w:hAnsi="Georgia" w:cs="Georgia"/>
-          <w:sz w:val="24"/>
-          <w:szCs w:val="24"/>
-        </w:rPr>
-        <w:t xml:space="preserve"/>
-      </w:r>
-    </w:p>
-    <w:p>
-      <w:pPr>
-        <w:spacing w:after="60" w:line="360"/>
+        <w:spacing w:after="60" w:line="360" w:before="480"/>
         <w:ind w:firstLine="360"/>
       </w:pPr>
       <w:r>
@@ -279,20 +266,7 @@
     </w:p>
     <w:p>
       <w:pPr>
-        <w:spacing w:after="0" w:line="360"/>
-      </w:pPr>
-      <w:r>
-        <w:rPr>
-          <w:rFonts w:ascii="Georgia" w:hAnsi="Georgia" w:cs="Georgia"/>
-          <w:sz w:val="24"/>
-          <w:szCs w:val="24"/>
-        </w:rPr>
-        <w:t xml:space="preserve"/>
-      </w:r>
-    </w:p>
-    <w:p>
-      <w:pPr>
-        <w:spacing w:after="60" w:line="360"/>
+        <w:spacing w:after="60" w:line="360" w:before="480"/>
         <w:ind w:firstLine="360"/>
       </w:pPr>
       <w:r>
@@ -334,20 +308,7 @@
     </w:p>
     <w:p>
       <w:pPr>
-        <w:spacing w:after="0" w:line="360"/>
-      </w:pPr>
-      <w:r>
-        <w:rPr>
-          <w:rFonts w:ascii="Georgia" w:hAnsi="Georgia" w:cs="Georgia"/>
-          <w:sz w:val="24"/>
-          <w:szCs w:val="24"/>
-        </w:rPr>
-        <w:t xml:space="preserve"/>
-      </w:r>
-    </w:p>
-    <w:p>
-      <w:pPr>
-        <w:spacing w:after="60" w:line="360"/>
+        <w:spacing w:after="60" w:line="360" w:before="480"/>
         <w:ind w:firstLine="360"/>
       </w:pPr>
       <w:r>
@@ -370,7 +331,23 @@
           <w:sz w:val="24"/>
           <w:szCs w:val="24"/>
         </w:rPr>
-        <w:t xml:space="preserve">VESSEL: HOSTILE PARTY APPROACHING THROUGH THE DELIBERATELY UNGUARDED BOUNDARY SECTION. TIMING CONSISTENT WITH DELIBERATE EXPLOITATION OF REUNION ARRANGEMENTS. BOTH MATERNAL FIGURE AND VESSEL PRESENT AND EXPOSED. RESPONSE WINDOW: SECONDS.</w:t>
+        <w:t xml:space="preserve">The ledger voice cut through the moment, cold and immediate.</w:t>
+      </w:r>
+    </w:p>
+    <w:p>
+      <w:pPr>
+        <w:spacing w:after="120" w:line="360"/>
+      </w:pPr>
+      <w:r>
+        <w:rPr>
+          <w:rFonts w:ascii="Georgia" w:hAnsi="Georgia" w:cs="Georgia"/>
+          <w:sz w:val="24"/>
+          <w:szCs w:val="24"/>
+          <w:b/>
+          <w:bCs/>
+          <w:caps/>
+        </w:rPr>
+        <w:t xml:space="preserve">Vessel: hostile party approaching through the deliberately unguarded boundary section. Timing consistent with deliberate exploitation of reunion arrangements. Both maternal figure and vessel present and exposed. Response window: seconds.</w:t>
       </w:r>
     </w:p>
     <w:p>
@@ -441,19 +418,6 @@
           <w:szCs w:val="24"/>
         </w:rPr>
         <w:t xml:space="preserve">Amara, feeling both of them go taut beside her, understood before either one spoke a single word that whatever this night had given her, it was not yet finished asking something back.</w:t>
-      </w:r>
-    </w:p>
-    <w:p>
-      <w:pPr>
-        <w:spacing w:after="0" w:line="360"/>
-      </w:pPr>
-      <w:r>
-        <w:rPr>
-          <w:rFonts w:ascii="Georgia" w:hAnsi="Georgia" w:cs="Georgia"/>
-          <w:sz w:val="24"/>
-          <w:szCs w:val="24"/>
-        </w:rPr>
-        <w:t xml:space="preserve"/>
       </w:r>
     </w:p>
     <w:sectPr>
